--- a/functions/default/templates/receipt.docx
+++ b/functions/default/templates/receipt.docx
@@ -4,7 +4,7 @@
   <w:body>
     <w:tbl>
       <w:tblPr>
-        <w:tblW w:w="10626" w:type="dxa"/>
+        <w:tblW w:w="10906" w:type="dxa"/>
         <w:jc w:val="center"/>
         <w:tblBorders>
           <w:top w:val="nil"/>
@@ -17,9 +17,9 @@
         <w:tblLayout w:type="fixed"/>
       </w:tblPr>
       <w:tblGrid>
-        <w:gridCol w:w="2600"/>
-        <w:gridCol w:w="5426"/>
-        <w:gridCol w:w="2600"/>
+        <w:gridCol w:w="2000"/>
+        <w:gridCol w:w="4506"/>
+        <w:gridCol w:w="4400"/>
       </w:tblGrid>
       <w:tr>
         <w:trPr>
@@ -27,13 +27,13 @@
         </w:trPr>
         <w:tc>
           <w:tcPr>
-            <w:tcW w:w="2600" w:type="dxa"/>
-            <w:vAlign w:val="center"/>
-            <w:tcMar>
-              <w:top w:w="28" w:type="dxa"/>
-              <w:left w:w="80" w:type="dxa"/>
-              <w:bottom w:w="28" w:type="dxa"/>
-              <w:right w:w="80" w:type="dxa"/>
+            <w:tcW w:w="2000" w:type="dxa"/>
+            <w:vAlign w:val="center"/>
+            <w:tcMar>
+              <w:top w:w="20" w:type="dxa"/>
+              <w:left w:w="60" w:type="dxa"/>
+              <w:bottom w:w="20" w:type="dxa"/>
+              <w:right w:w="60" w:type="dxa"/>
             </w:tcMar>
           </w:tcPr>
           <w:p>
@@ -49,7 +49,7 @@
             <w:r>
               <w:drawing>
                 <wp:inline distT="0" distB="0" distL="0" distR="0">
-                  <wp:extent cx="900000" cy="165000"/>
+                  <wp:extent cx="860000" cy="158000"/>
                   <wp:docPr id="2" name="Shokujii logo"/>
                   <a:graphic xmlns:a="http://schemas.openxmlformats.org/drawingml/2006/main">
                     <a:graphicData uri="http://schemas.openxmlformats.org/drawingml/2006/picture">
@@ -67,7 +67,7 @@
                         <pic:spPr>
                           <a:xfrm>
                             <a:off x="0" y="0"/>
-                            <a:ext cx="900000" cy="165000"/>
+                            <a:ext cx="860000" cy="158000"/>
                           </a:xfrm>
                           <a:prstGeom prst="rect">
                             <a:avLst/>
@@ -83,13 +83,13 @@
         </w:tc>
         <w:tc>
           <w:tcPr>
-            <w:tcW w:w="5426" w:type="dxa"/>
-            <w:vAlign w:val="center"/>
-            <w:tcMar>
-              <w:top w:w="28" w:type="dxa"/>
-              <w:left w:w="80" w:type="dxa"/>
-              <w:bottom w:w="28" w:type="dxa"/>
-              <w:right w:w="80" w:type="dxa"/>
+            <w:tcW w:w="4506" w:type="dxa"/>
+            <w:vAlign w:val="center"/>
+            <w:tcMar>
+              <w:top w:w="20" w:type="dxa"/>
+              <w:left w:w="60" w:type="dxa"/>
+              <w:bottom w:w="20" w:type="dxa"/>
+              <w:right w:w="60" w:type="dxa"/>
             </w:tcMar>
           </w:tcPr>
           <w:p>
@@ -115,13 +115,13 @@
         </w:tc>
         <w:tc>
           <w:tcPr>
-            <w:tcW w:w="2600" w:type="dxa"/>
-            <w:vAlign w:val="center"/>
-            <w:tcMar>
-              <w:top w:w="28" w:type="dxa"/>
-              <w:left w:w="80" w:type="dxa"/>
-              <w:bottom w:w="28" w:type="dxa"/>
-              <w:right w:w="80" w:type="dxa"/>
+            <w:tcW w:w="4400" w:type="dxa"/>
+            <w:vAlign w:val="top"/>
+            <w:tcMar>
+              <w:top w:w="20" w:type="dxa"/>
+              <w:left w:w="60" w:type="dxa"/>
+              <w:bottom w:w="20" w:type="dxa"/>
+              <w:right w:w="60" w:type="dxa"/>
             </w:tcMar>
           </w:tcPr>
           <w:p>
@@ -130,36 +130,93 @@
               <w:jc w:val="right"/>
               <w:rPr>
                 <w:rFonts w:ascii="メイリオ" w:hAnsi="メイリオ" w:eastAsia="メイリオ"/>
-                <w:sz w:val="18"/>
-                <w:szCs w:val="18"/>
-              </w:rPr>
-            </w:pPr>
-            <w:r>
-              <w:rPr>
-                <w:rFonts w:ascii="メイリオ" w:hAnsi="メイリオ" w:eastAsia="メイリオ"/>
-                <w:sz w:val="14"/>
-                <w:szCs w:val="14"/>
+                <w:sz w:val="15"/>
+                <w:szCs w:val="15"/>
+              </w:rPr>
+            </w:pPr>
+            <w:r>
+              <w:rPr>
+                <w:rFonts w:ascii="メイリオ" w:hAnsi="メイリオ" w:eastAsia="メイリオ"/>
+                <w:sz w:val="15"/>
+                <w:szCs w:val="15"/>
               </w:rPr>
               <w:t xml:space="preserve">領収書番号  {{number}}</w:t>
             </w:r>
           </w:p>
           <w:p>
             <w:pPr>
-              <w:spacing w:before="40" w:after="0" w:line="220" w:lineRule="auto"/>
+              <w:spacing w:before="0" w:after="0" w:line="220" w:lineRule="auto"/>
               <w:jc w:val="right"/>
               <w:rPr>
                 <w:rFonts w:ascii="メイリオ" w:hAnsi="メイリオ" w:eastAsia="メイリオ"/>
-                <w:sz w:val="18"/>
-                <w:szCs w:val="18"/>
-              </w:rPr>
-            </w:pPr>
-            <w:r>
-              <w:rPr>
-                <w:rFonts w:ascii="メイリオ" w:hAnsi="メイリオ" w:eastAsia="メイリオ"/>
-                <w:sz w:val="14"/>
-                <w:szCs w:val="14"/>
+                <w:sz w:val="15"/>
+                <w:szCs w:val="15"/>
+              </w:rPr>
+            </w:pPr>
+            <w:r>
+              <w:rPr>
+                <w:rFonts w:ascii="メイリオ" w:hAnsi="メイリオ" w:eastAsia="メイリオ"/>
+                <w:sz w:val="15"/>
+                <w:szCs w:val="15"/>
               </w:rPr>
               <w:t xml:space="preserve">発行日時  {{issuedAt}}</w:t>
+            </w:r>
+          </w:p>
+          <w:p>
+            <w:pPr>
+              <w:spacing w:before="0" w:after="0" w:line="220" w:lineRule="auto"/>
+              <w:jc w:val="right"/>
+              <w:rPr>
+                <w:rFonts w:ascii="メイリオ" w:hAnsi="メイリオ" w:eastAsia="メイリオ"/>
+                <w:sz w:val="15"/>
+                <w:szCs w:val="15"/>
+              </w:rPr>
+            </w:pPr>
+            <w:r>
+              <w:rPr>
+                <w:rFonts w:ascii="メイリオ" w:hAnsi="メイリオ" w:eastAsia="メイリオ"/>
+                <w:sz w:val="15"/>
+                <w:szCs w:val="15"/>
+              </w:rPr>
+              <w:t xml:space="preserve">注文日時 : {{orderDate}}</w:t>
+            </w:r>
+          </w:p>
+          <w:p>
+            <w:pPr>
+              <w:spacing w:before="0" w:after="0" w:line="220" w:lineRule="auto"/>
+              <w:jc w:val="right"/>
+              <w:rPr>
+                <w:rFonts w:ascii="メイリオ" w:hAnsi="メイリオ" w:eastAsia="メイリオ"/>
+                <w:sz w:val="15"/>
+                <w:szCs w:val="15"/>
+              </w:rPr>
+            </w:pPr>
+            <w:r>
+              <w:rPr>
+                <w:rFonts w:ascii="メイリオ" w:hAnsi="メイリオ" w:eastAsia="メイリオ"/>
+                <w:sz w:val="15"/>
+                <w:szCs w:val="15"/>
+              </w:rPr>
+              <w:t xml:space="preserve">イベント開催 : {{eventDate}}</w:t>
+            </w:r>
+          </w:p>
+          <w:p>
+            <w:pPr>
+              <w:spacing w:before="0" w:after="0" w:line="220" w:lineRule="auto"/>
+              <w:jc w:val="right"/>
+              <w:rPr>
+                <w:rFonts w:ascii="メイリオ" w:hAnsi="メイリオ" w:eastAsia="メイリオ"/>
+                <w:sz w:val="15"/>
+                <w:szCs w:val="15"/>
+              </w:rPr>
+            </w:pPr>
+            <w:r>
+              <w:rPr>
+                <w:rFonts w:ascii="メイリオ" w:hAnsi="メイリオ" w:eastAsia="メイリオ"/>
+                <w:sz w:val="15"/>
+                <w:szCs w:val="15"/>
+              </w:rPr>
+              <w:t xml:space="preserve">決済方法 : {{paymentMethod}}</w:t>
             </w:r>
           </w:p>
         </w:tc>
@@ -167,83 +224,27 @@
     </w:tbl>
     <w:p>
       <w:pPr>
-        <w:spacing w:before="60" w:after="40" w:line="220" w:lineRule="auto"/>
+        <w:spacing w:before="80" w:after="80" w:line="220" w:lineRule="auto"/>
         <w:jc w:val="left"/>
         <w:rPr>
           <w:rFonts w:ascii="メイリオ" w:hAnsi="メイリオ" w:eastAsia="メイリオ"/>
-          <w:sz w:val="18"/>
-          <w:szCs w:val="18"/>
+          <w:sz w:val="36"/>
+          <w:szCs w:val="36"/>
         </w:rPr>
       </w:pPr>
       <w:r>
         <w:rPr>
           <w:rFonts w:ascii="メイリオ" w:hAnsi="メイリオ" w:eastAsia="メイリオ"/>
-          <w:sz w:val="18"/>
-          <w:szCs w:val="18"/>
+          <w:b/>
+          <w:sz w:val="36"/>
+          <w:szCs w:val="36"/>
         </w:rPr>
-        <w:t xml:space="preserve">________________ 様</w:t>
-      </w:r>
-    </w:p>
-    <w:p>
-      <w:pPr>
-        <w:spacing w:before="0" w:after="0" w:line="220" w:lineRule="auto"/>
-        <w:jc w:val="left"/>
-        <w:rPr>
-          <w:rFonts w:ascii="メイリオ" w:hAnsi="メイリオ" w:eastAsia="メイリオ"/>
-          <w:sz w:val="18"/>
-          <w:szCs w:val="18"/>
-        </w:rPr>
-      </w:pPr>
-      <w:r>
-        <w:rPr>
-          <w:rFonts w:ascii="メイリオ" w:hAnsi="メイリオ" w:eastAsia="メイリオ"/>
-          <w:sz w:val="16"/>
-          <w:szCs w:val="16"/>
-        </w:rPr>
-        <w:t xml:space="preserve">注文日時 : {{orderDate}}</w:t>
-      </w:r>
-    </w:p>
-    <w:p>
-      <w:pPr>
-        <w:spacing w:before="0" w:after="0" w:line="220" w:lineRule="auto"/>
-        <w:jc w:val="left"/>
-        <w:rPr>
-          <w:rFonts w:ascii="メイリオ" w:hAnsi="メイリオ" w:eastAsia="メイリオ"/>
-          <w:sz w:val="18"/>
-          <w:szCs w:val="18"/>
-        </w:rPr>
-      </w:pPr>
-      <w:r>
-        <w:rPr>
-          <w:rFonts w:ascii="メイリオ" w:hAnsi="メイリオ" w:eastAsia="メイリオ"/>
-          <w:sz w:val="16"/>
-          <w:szCs w:val="16"/>
-        </w:rPr>
-        <w:t xml:space="preserve">イベント開催 : {{eventDate}}</w:t>
-      </w:r>
-    </w:p>
-    <w:p>
-      <w:pPr>
-        <w:spacing w:before="0" w:after="60" w:line="220" w:lineRule="auto"/>
-        <w:jc w:val="left"/>
-        <w:rPr>
-          <w:rFonts w:ascii="メイリオ" w:hAnsi="メイリオ" w:eastAsia="メイリオ"/>
-          <w:sz w:val="18"/>
-          <w:szCs w:val="18"/>
-        </w:rPr>
-      </w:pPr>
-      <w:r>
-        <w:rPr>
-          <w:rFonts w:ascii="メイリオ" w:hAnsi="メイリオ" w:eastAsia="メイリオ"/>
-          <w:sz w:val="16"/>
-          <w:szCs w:val="16"/>
-        </w:rPr>
-        <w:t xml:space="preserve">決済方法 : {{paymentMethod}}</w:t>
+        <w:t xml:space="preserve">________________________________ 様</w:t>
       </w:r>
     </w:p>
     <w:tbl>
       <w:tblPr>
-        <w:tblW w:w="10626" w:type="dxa"/>
+        <w:tblW w:w="10906" w:type="dxa"/>
         <w:jc w:val="center"/>
         <w:tblBorders>
           <w:top w:val="single" w:sz="4" w:space="0" w:color="B0B0B0"/>
@@ -256,7 +257,7 @@
         <w:tblLayout w:type="fixed"/>
       </w:tblPr>
       <w:tblGrid>
-        <w:gridCol w:w="10626"/>
+        <w:gridCol w:w="10906"/>
       </w:tblGrid>
       <w:tr>
         <w:trPr>
@@ -264,22 +265,22 @@
         </w:trPr>
         <w:tc>
           <w:tcPr>
-            <w:tcW w:w="10626" w:type="dxa"/>
+            <w:tcW w:w="10906" w:type="dxa"/>
             <w:shd w:val="clear" w:color="auto" w:fill="F2F2F2"/>
             <w:vAlign w:val="center"/>
             <w:tcMar>
-              <w:top w:w="28" w:type="dxa"/>
-              <w:left w:w="80" w:type="dxa"/>
-              <w:bottom w:w="28" w:type="dxa"/>
-              <w:right w:w="80" w:type="dxa"/>
-            </w:tcMar>
-          </w:tcPr>
-          <w:p>
-            <w:pPr>
-              <w:spacing w:before="12" w:after="0" w:line="220" w:lineRule="auto"/>
+              <w:top w:w="20" w:type="dxa"/>
+              <w:left w:w="60" w:type="dxa"/>
+              <w:bottom w:w="20" w:type="dxa"/>
+              <w:right w:w="60" w:type="dxa"/>
+            </w:tcMar>
+          </w:tcPr>
+          <w:p>
+            <w:pPr>
+              <w:spacing w:before="8" w:after="0" w:line="220" w:lineRule="auto"/>
               <w:jc w:val="left"/>
               <w:tabs>
-                <w:tab w:val="right" w:pos="10000"/>
+                <w:tab w:val="right" w:pos="10200"/>
               </w:tabs>
               <w:rPr>
                 <w:rFonts w:ascii="メイリオ" w:hAnsi="メイリオ" w:eastAsia="メイリオ"/>
@@ -317,7 +318,7 @@
               <w:spacing w:before="0" w:after="0" w:line="220" w:lineRule="auto"/>
               <w:jc w:val="left"/>
               <w:tabs>
-                <w:tab w:val="right" w:pos="10000"/>
+                <w:tab w:val="right" w:pos="10200"/>
               </w:tabs>
               <w:rPr>
                 <w:rFonts w:ascii="メイリオ" w:hAnsi="メイリオ" w:eastAsia="メイリオ"/>
@@ -352,10 +353,10 @@
           </w:p>
           <w:p>
             <w:pPr>
-              <w:spacing w:before="28" w:after="12" w:line="220" w:lineRule="auto"/>
+              <w:spacing w:before="20" w:after="8" w:line="220" w:lineRule="auto"/>
               <w:jc w:val="left"/>
               <w:tabs>
-                <w:tab w:val="right" w:pos="10000"/>
+                <w:tab w:val="right" w:pos="10200"/>
               </w:tabs>
               <w:rPr>
                 <w:rFonts w:ascii="メイリオ" w:hAnsi="メイリオ" w:eastAsia="メイリオ"/>
@@ -396,7 +397,7 @@
     </w:tbl>
     <w:p>
       <w:pPr>
-        <w:spacing w:before="40" w:after="0" w:line="220" w:lineRule="auto"/>
+        <w:spacing w:before="28" w:after="0" w:line="220" w:lineRule="auto"/>
         <w:jc w:val="left"/>
         <w:rPr>
           <w:rFonts w:ascii="メイリオ" w:hAnsi="メイリオ" w:eastAsia="メイリオ"/>
@@ -415,7 +416,7 @@
     </w:p>
     <w:p>
       <w:pPr>
-        <w:spacing w:before="0" w:after="60" w:line="220" w:lineRule="auto"/>
+        <w:spacing w:before="0" w:after="40" w:line="220" w:lineRule="auto"/>
         <w:jc w:val="left"/>
         <w:rPr>
           <w:rFonts w:ascii="メイリオ" w:hAnsi="メイリオ" w:eastAsia="メイリオ"/>
@@ -434,7 +435,7 @@
     </w:p>
     <w:tbl>
       <w:tblPr>
-        <w:tblW w:w="10626" w:type="dxa"/>
+        <w:tblW w:w="10906" w:type="dxa"/>
         <w:jc w:val="center"/>
         <w:tblBorders>
           <w:top w:val="single" w:sz="8" w:space="0" w:color="333333"/>
@@ -447,9 +448,9 @@
         <w:tblLayout w:type="fixed"/>
       </w:tblPr>
       <w:tblGrid>
-        <w:gridCol w:w="6800"/>
+        <w:gridCol w:w="7000"/>
         <w:gridCol w:w="1400"/>
-        <w:gridCol w:w="2426"/>
+        <w:gridCol w:w="2506"/>
       </w:tblGrid>
       <w:tr>
         <w:trPr>
@@ -457,20 +458,20 @@
         </w:trPr>
         <w:tc>
           <w:tcPr>
-            <w:tcW w:w="10626" w:type="dxa"/>
+            <w:tcW w:w="10906" w:type="dxa"/>
             <w:gridSpan w:val="3"/>
             <w:shd w:val="clear" w:color="auto" w:fill="333333"/>
             <w:vAlign w:val="center"/>
             <w:tcMar>
-              <w:top w:w="28" w:type="dxa"/>
-              <w:left w:w="80" w:type="dxa"/>
-              <w:bottom w:w="28" w:type="dxa"/>
-              <w:right w:w="80" w:type="dxa"/>
-            </w:tcMar>
-          </w:tcPr>
-          <w:p>
-            <w:pPr>
-              <w:spacing w:before="8" w:after="8" w:line="220" w:lineRule="auto"/>
+              <w:top w:w="20" w:type="dxa"/>
+              <w:left w:w="60" w:type="dxa"/>
+              <w:bottom w:w="20" w:type="dxa"/>
+              <w:right w:w="60" w:type="dxa"/>
+            </w:tcMar>
+          </w:tcPr>
+          <w:p>
+            <w:pPr>
+              <w:spacing w:before="6" w:after="6" w:line="220" w:lineRule="auto"/>
               <w:jc w:val="left"/>
               <w:rPr>
                 <w:rFonts w:ascii="メイリオ" w:hAnsi="メイリオ" w:eastAsia="メイリオ"/>
@@ -497,19 +498,19 @@
         </w:trPr>
         <w:tc>
           <w:tcPr>
-            <w:tcW w:w="10626" w:type="dxa"/>
+            <w:tcW w:w="10906" w:type="dxa"/>
             <w:gridSpan w:val="3"/>
             <w:vAlign w:val="center"/>
             <w:tcMar>
-              <w:top w:w="28" w:type="dxa"/>
-              <w:left w:w="80" w:type="dxa"/>
-              <w:bottom w:w="28" w:type="dxa"/>
-              <w:right w:w="80" w:type="dxa"/>
-            </w:tcMar>
-          </w:tcPr>
-          <w:p>
-            <w:pPr>
-              <w:spacing w:before="8" w:after="0" w:line="220" w:lineRule="auto"/>
+              <w:top w:w="20" w:type="dxa"/>
+              <w:left w:w="60" w:type="dxa"/>
+              <w:bottom w:w="20" w:type="dxa"/>
+              <w:right w:w="60" w:type="dxa"/>
+            </w:tcMar>
+          </w:tcPr>
+          <w:p>
+            <w:pPr>
+              <w:spacing w:before="6" w:after="0" w:line="220" w:lineRule="auto"/>
               <w:jc w:val="left"/>
               <w:rPr>
                 <w:rFonts w:ascii="メイリオ" w:hAnsi="メイリオ" w:eastAsia="メイリオ"/>
@@ -562,12 +563,12 @@
                 <w:sz w:val="15"/>
                 <w:szCs w:val="15"/>
               </w:rPr>
-              <w:t xml:space="preserve">{% conditional-section expr(hasShopInvoice = true) %}適格請求書登録番号：{{invoiceId}}{% end-section %}</w:t>
-            </w:r>
-          </w:p>
-          <w:p>
-            <w:pPr>
-              <w:spacing w:before="20" w:after="0" w:line="220" w:lineRule="auto"/>
+              <w:t xml:space="preserve">適格請求書登録番号：{{invoiceId}}</w:t>
+            </w:r>
+          </w:p>
+          <w:p>
+            <w:pPr>
+              <w:spacing w:before="12" w:after="0" w:line="220" w:lineRule="auto"/>
               <w:jc w:val="left"/>
               <w:rPr>
                 <w:rFonts w:ascii="メイリオ" w:hAnsi="メイリオ" w:eastAsia="メイリオ"/>
@@ -592,14 +593,14 @@
         </w:trPr>
         <w:tc>
           <w:tcPr>
-            <w:tcW w:w="6800" w:type="dxa"/>
+            <w:tcW w:w="7000" w:type="dxa"/>
             <w:shd w:val="clear" w:color="auto" w:fill="F7F7F7"/>
             <w:vAlign w:val="center"/>
             <w:tcMar>
-              <w:top w:w="28" w:type="dxa"/>
-              <w:left w:w="80" w:type="dxa"/>
-              <w:bottom w:w="28" w:type="dxa"/>
-              <w:right w:w="80" w:type="dxa"/>
+              <w:top w:w="20" w:type="dxa"/>
+              <w:left w:w="60" w:type="dxa"/>
+              <w:bottom w:w="20" w:type="dxa"/>
+              <w:right w:w="60" w:type="dxa"/>
             </w:tcMar>
           </w:tcPr>
           <w:p>
@@ -629,10 +630,10 @@
             <w:shd w:val="clear" w:color="auto" w:fill="F7F7F7"/>
             <w:vAlign w:val="center"/>
             <w:tcMar>
-              <w:top w:w="28" w:type="dxa"/>
-              <w:left w:w="80" w:type="dxa"/>
-              <w:bottom w:w="28" w:type="dxa"/>
-              <w:right w:w="80" w:type="dxa"/>
+              <w:top w:w="20" w:type="dxa"/>
+              <w:left w:w="60" w:type="dxa"/>
+              <w:bottom w:w="20" w:type="dxa"/>
+              <w:right w:w="60" w:type="dxa"/>
             </w:tcMar>
           </w:tcPr>
           <w:p>
@@ -658,14 +659,14 @@
         </w:tc>
         <w:tc>
           <w:tcPr>
-            <w:tcW w:w="2426" w:type="dxa"/>
+            <w:tcW w:w="2506" w:type="dxa"/>
             <w:shd w:val="clear" w:color="auto" w:fill="F7F7F7"/>
             <w:vAlign w:val="center"/>
             <w:tcMar>
-              <w:top w:w="28" w:type="dxa"/>
-              <w:left w:w="80" w:type="dxa"/>
-              <w:bottom w:w="28" w:type="dxa"/>
-              <w:right w:w="80" w:type="dxa"/>
+              <w:top w:w="20" w:type="dxa"/>
+              <w:left w:w="60" w:type="dxa"/>
+              <w:bottom w:w="20" w:type="dxa"/>
+              <w:right w:w="60" w:type="dxa"/>
             </w:tcMar>
           </w:tcPr>
           <w:p>
@@ -696,13 +697,13 @@
         </w:trPr>
         <w:tc>
           <w:tcPr>
-            <w:tcW w:w="6800" w:type="dxa"/>
-            <w:vAlign w:val="center"/>
-            <w:tcMar>
-              <w:top w:w="28" w:type="dxa"/>
-              <w:left w:w="80" w:type="dxa"/>
-              <w:bottom w:w="28" w:type="dxa"/>
-              <w:right w:w="80" w:type="dxa"/>
+            <w:tcW w:w="7000" w:type="dxa"/>
+            <w:vAlign w:val="center"/>
+            <w:tcMar>
+              <w:top w:w="20" w:type="dxa"/>
+              <w:left w:w="60" w:type="dxa"/>
+              <w:bottom w:w="20" w:type="dxa"/>
+              <w:right w:w="60" w:type="dxa"/>
             </w:tcMar>
           </w:tcPr>
           <w:p>
@@ -730,10 +731,10 @@
             <w:tcW w:w="1400" w:type="dxa"/>
             <w:vAlign w:val="center"/>
             <w:tcMar>
-              <w:top w:w="28" w:type="dxa"/>
-              <w:left w:w="80" w:type="dxa"/>
-              <w:bottom w:w="28" w:type="dxa"/>
-              <w:right w:w="80" w:type="dxa"/>
+              <w:top w:w="20" w:type="dxa"/>
+              <w:left w:w="60" w:type="dxa"/>
+              <w:bottom w:w="20" w:type="dxa"/>
+              <w:right w:w="60" w:type="dxa"/>
             </w:tcMar>
           </w:tcPr>
           <w:p>
@@ -758,13 +759,13 @@
         </w:tc>
         <w:tc>
           <w:tcPr>
-            <w:tcW w:w="2426" w:type="dxa"/>
-            <w:vAlign w:val="center"/>
-            <w:tcMar>
-              <w:top w:w="28" w:type="dxa"/>
-              <w:left w:w="80" w:type="dxa"/>
-              <w:bottom w:w="28" w:type="dxa"/>
-              <w:right w:w="80" w:type="dxa"/>
+            <w:tcW w:w="2506" w:type="dxa"/>
+            <w:vAlign w:val="center"/>
+            <w:tcMar>
+              <w:top w:w="20" w:type="dxa"/>
+              <w:left w:w="60" w:type="dxa"/>
+              <w:bottom w:w="20" w:type="dxa"/>
+              <w:right w:w="60" w:type="dxa"/>
             </w:tcMar>
           </w:tcPr>
           <w:p>
@@ -794,14 +795,14 @@
         </w:trPr>
         <w:tc>
           <w:tcPr>
-            <w:tcW w:w="8200" w:type="dxa"/>
+            <w:tcW w:w="8400" w:type="dxa"/>
             <w:gridSpan w:val="2"/>
             <w:vAlign w:val="center"/>
             <w:tcMar>
-              <w:top w:w="28" w:type="dxa"/>
-              <w:left w:w="80" w:type="dxa"/>
-              <w:bottom w:w="28" w:type="dxa"/>
-              <w:right w:w="80" w:type="dxa"/>
+              <w:top w:w="20" w:type="dxa"/>
+              <w:left w:w="60" w:type="dxa"/>
+              <w:bottom w:w="20" w:type="dxa"/>
+              <w:right w:w="60" w:type="dxa"/>
             </w:tcMar>
           </w:tcPr>
           <w:p>
@@ -826,13 +827,13 @@
         </w:tc>
         <w:tc>
           <w:tcPr>
-            <w:tcW w:w="2426" w:type="dxa"/>
-            <w:vAlign w:val="center"/>
-            <w:tcMar>
-              <w:top w:w="28" w:type="dxa"/>
-              <w:left w:w="80" w:type="dxa"/>
-              <w:bottom w:w="28" w:type="dxa"/>
-              <w:right w:w="80" w:type="dxa"/>
+            <w:tcW w:w="2506" w:type="dxa"/>
+            <w:vAlign w:val="center"/>
+            <w:tcMar>
+              <w:top w:w="20" w:type="dxa"/>
+              <w:left w:w="60" w:type="dxa"/>
+              <w:bottom w:w="20" w:type="dxa"/>
+              <w:right w:w="60" w:type="dxa"/>
             </w:tcMar>
           </w:tcPr>
           <w:p>
@@ -862,19 +863,19 @@
         </w:trPr>
         <w:tc>
           <w:tcPr>
-            <w:tcW w:w="10626" w:type="dxa"/>
+            <w:tcW w:w="10906" w:type="dxa"/>
             <w:gridSpan w:val="3"/>
             <w:vAlign w:val="center"/>
             <w:tcMar>
-              <w:top w:w="28" w:type="dxa"/>
-              <w:left w:w="80" w:type="dxa"/>
-              <w:bottom w:w="28" w:type="dxa"/>
-              <w:right w:w="80" w:type="dxa"/>
-            </w:tcMar>
-          </w:tcPr>
-          <w:p>
-            <w:pPr>
-              <w:spacing w:before="0" w:after="8" w:line="220" w:lineRule="auto"/>
+              <w:top w:w="20" w:type="dxa"/>
+              <w:left w:w="60" w:type="dxa"/>
+              <w:bottom w:w="20" w:type="dxa"/>
+              <w:right w:w="60" w:type="dxa"/>
+            </w:tcMar>
+          </w:tcPr>
+          <w:p>
+            <w:pPr>
+              <w:spacing w:before="0" w:after="6" w:line="220" w:lineRule="auto"/>
               <w:jc w:val="left"/>
               <w:rPr>
                 <w:rFonts w:ascii="メイリオ" w:hAnsi="メイリオ" w:eastAsia="メイリオ"/>
@@ -896,7 +897,7 @@
     </w:tbl>
     <w:p>
       <w:pPr>
-        <w:spacing w:before="20" w:after="40" w:line="220" w:lineRule="auto"/>
+        <w:spacing w:before="12" w:after="28" w:line="220" w:lineRule="auto"/>
         <w:jc w:val="left"/>
         <w:rPr>
           <w:rFonts w:ascii="メイリオ" w:hAnsi="メイリオ" w:eastAsia="メイリオ"/>
@@ -934,7 +935,7 @@
     </w:p>
     <w:tbl>
       <w:tblPr>
-        <w:tblW w:w="10626" w:type="dxa"/>
+        <w:tblW w:w="10906" w:type="dxa"/>
         <w:jc w:val="center"/>
         <w:tblBorders>
           <w:top w:val="single" w:sz="8" w:space="0" w:color="333333"/>
@@ -947,8 +948,8 @@
         <w:tblLayout w:type="fixed"/>
       </w:tblPr>
       <w:tblGrid>
-        <w:gridCol w:w="8200"/>
-        <w:gridCol w:w="2426"/>
+        <w:gridCol w:w="8400"/>
+        <w:gridCol w:w="2506"/>
       </w:tblGrid>
       <w:tr>
         <w:trPr>
@@ -956,20 +957,20 @@
         </w:trPr>
         <w:tc>
           <w:tcPr>
-            <w:tcW w:w="10626" w:type="dxa"/>
+            <w:tcW w:w="10906" w:type="dxa"/>
             <w:gridSpan w:val="2"/>
             <w:shd w:val="clear" w:color="auto" w:fill="333333"/>
             <w:vAlign w:val="center"/>
             <w:tcMar>
-              <w:top w:w="28" w:type="dxa"/>
-              <w:left w:w="80" w:type="dxa"/>
-              <w:bottom w:w="28" w:type="dxa"/>
-              <w:right w:w="80" w:type="dxa"/>
-            </w:tcMar>
-          </w:tcPr>
-          <w:p>
-            <w:pPr>
-              <w:spacing w:before="8" w:after="8" w:line="220" w:lineRule="auto"/>
+              <w:top w:w="20" w:type="dxa"/>
+              <w:left w:w="60" w:type="dxa"/>
+              <w:bottom w:w="20" w:type="dxa"/>
+              <w:right w:w="60" w:type="dxa"/>
+            </w:tcMar>
+          </w:tcPr>
+          <w:p>
+            <w:pPr>
+              <w:spacing w:before="6" w:after="6" w:line="220" w:lineRule="auto"/>
               <w:jc w:val="left"/>
               <w:rPr>
                 <w:rFonts w:ascii="メイリオ" w:hAnsi="メイリオ" w:eastAsia="メイリオ"/>
@@ -996,16 +997,55 @@
         </w:trPr>
         <w:tc>
           <w:tcPr>
-            <w:tcW w:w="10626" w:type="dxa"/>
+            <w:tcW w:w="10906" w:type="dxa"/>
             <w:gridSpan w:val="2"/>
             <w:vAlign w:val="center"/>
             <w:tcMar>
-              <w:top w:w="28" w:type="dxa"/>
-              <w:left w:w="80" w:type="dxa"/>
-              <w:bottom w:w="28" w:type="dxa"/>
-              <w:right w:w="80" w:type="dxa"/>
-            </w:tcMar>
-          </w:tcPr>
+              <w:top w:w="20" w:type="dxa"/>
+              <w:left w:w="60" w:type="dxa"/>
+              <w:bottom w:w="20" w:type="dxa"/>
+              <w:right w:w="60" w:type="dxa"/>
+            </w:tcMar>
+          </w:tcPr>
+          <w:p>
+            <w:pPr>
+              <w:spacing w:before="6" w:after="0" w:line="220" w:lineRule="auto"/>
+              <w:jc w:val="left"/>
+              <w:rPr>
+                <w:rFonts w:ascii="メイリオ" w:hAnsi="メイリオ" w:eastAsia="メイリオ"/>
+                <w:sz w:val="18"/>
+                <w:szCs w:val="18"/>
+              </w:rPr>
+            </w:pPr>
+            <w:r>
+              <w:rPr>
+                <w:rFonts w:ascii="メイリオ" w:hAnsi="メイリオ" w:eastAsia="メイリオ"/>
+                <w:b/>
+                <w:sz w:val="18"/>
+                <w:szCs w:val="18"/>
+              </w:rPr>
+              <w:t xml:space="preserve">{{nijuniName}}</w:t>
+            </w:r>
+          </w:p>
+          <w:p>
+            <w:pPr>
+              <w:spacing w:before="0" w:after="0" w:line="220" w:lineRule="auto"/>
+              <w:jc w:val="left"/>
+              <w:rPr>
+                <w:rFonts w:ascii="メイリオ" w:hAnsi="メイリオ" w:eastAsia="メイリオ"/>
+                <w:sz w:val="18"/>
+                <w:szCs w:val="18"/>
+              </w:rPr>
+            </w:pPr>
+            <w:r>
+              <w:rPr>
+                <w:rFonts w:ascii="メイリオ" w:hAnsi="メイリオ" w:eastAsia="メイリオ"/>
+                <w:sz w:val="15"/>
+                <w:szCs w:val="15"/>
+              </w:rPr>
+              <w:t xml:space="preserve">適格請求書登録番号：{{nijuniInvoiceId}}</w:t>
+            </w:r>
+          </w:p>
           <w:p>
             <w:pPr>
               <w:spacing w:before="8" w:after="0" w:line="220" w:lineRule="auto"/>
@@ -1019,45 +1059,6 @@
             <w:r>
               <w:rPr>
                 <w:rFonts w:ascii="メイリオ" w:hAnsi="メイリオ" w:eastAsia="メイリオ"/>
-                <w:b/>
-                <w:sz w:val="18"/>
-                <w:szCs w:val="18"/>
-              </w:rPr>
-              <w:t xml:space="preserve">{{nijuniName}}</w:t>
-            </w:r>
-          </w:p>
-          <w:p>
-            <w:pPr>
-              <w:spacing w:before="0" w:after="0" w:line="220" w:lineRule="auto"/>
-              <w:jc w:val="left"/>
-              <w:rPr>
-                <w:rFonts w:ascii="メイリオ" w:hAnsi="メイリオ" w:eastAsia="メイリオ"/>
-                <w:sz w:val="18"/>
-                <w:szCs w:val="18"/>
-              </w:rPr>
-            </w:pPr>
-            <w:r>
-              <w:rPr>
-                <w:rFonts w:ascii="メイリオ" w:hAnsi="メイリオ" w:eastAsia="メイリオ"/>
-                <w:sz w:val="15"/>
-                <w:szCs w:val="15"/>
-              </w:rPr>
-              <w:t xml:space="preserve">適格請求書登録番号：{{nijuniInvoiceId}}</w:t>
-            </w:r>
-          </w:p>
-          <w:p>
-            <w:pPr>
-              <w:spacing w:before="12" w:after="0" w:line="220" w:lineRule="auto"/>
-              <w:jc w:val="left"/>
-              <w:rPr>
-                <w:rFonts w:ascii="メイリオ" w:hAnsi="メイリオ" w:eastAsia="メイリオ"/>
-                <w:sz w:val="18"/>
-                <w:szCs w:val="18"/>
-              </w:rPr>
-            </w:pPr>
-            <w:r>
-              <w:rPr>
-                <w:rFonts w:ascii="メイリオ" w:hAnsi="メイリオ" w:eastAsia="メイリオ"/>
                 <w:sz w:val="15"/>
                 <w:szCs w:val="15"/>
               </w:rPr>
@@ -1066,7 +1067,7 @@
           </w:p>
           <w:p>
             <w:pPr>
-              <w:spacing w:before="0" w:after="8" w:line="220" w:lineRule="auto"/>
+              <w:spacing w:before="0" w:after="6" w:line="220" w:lineRule="auto"/>
               <w:jc w:val="left"/>
               <w:rPr>
                 <w:rFonts w:ascii="メイリオ" w:hAnsi="メイリオ" w:eastAsia="メイリオ"/>
@@ -1091,13 +1092,13 @@
         </w:trPr>
         <w:tc>
           <w:tcPr>
-            <w:tcW w:w="8200" w:type="dxa"/>
-            <w:vAlign w:val="center"/>
-            <w:tcMar>
-              <w:top w:w="28" w:type="dxa"/>
-              <w:left w:w="80" w:type="dxa"/>
-              <w:bottom w:w="28" w:type="dxa"/>
-              <w:right w:w="80" w:type="dxa"/>
+            <w:tcW w:w="8400" w:type="dxa"/>
+            <w:vAlign w:val="center"/>
+            <w:tcMar>
+              <w:top w:w="20" w:type="dxa"/>
+              <w:left w:w="60" w:type="dxa"/>
+              <w:bottom w:w="20" w:type="dxa"/>
+              <w:right w:w="60" w:type="dxa"/>
             </w:tcMar>
           </w:tcPr>
           <w:p>
@@ -1122,13 +1123,13 @@
         </w:tc>
         <w:tc>
           <w:tcPr>
-            <w:tcW w:w="2426" w:type="dxa"/>
-            <w:vAlign w:val="center"/>
-            <w:tcMar>
-              <w:top w:w="28" w:type="dxa"/>
-              <w:left w:w="80" w:type="dxa"/>
-              <w:bottom w:w="28" w:type="dxa"/>
-              <w:right w:w="80" w:type="dxa"/>
+            <w:tcW w:w="2506" w:type="dxa"/>
+            <w:vAlign w:val="center"/>
+            <w:tcMar>
+              <w:top w:w="20" w:type="dxa"/>
+              <w:left w:w="60" w:type="dxa"/>
+              <w:bottom w:w="20" w:type="dxa"/>
+              <w:right w:w="60" w:type="dxa"/>
             </w:tcMar>
           </w:tcPr>
           <w:p>
@@ -1158,13 +1159,13 @@
         </w:trPr>
         <w:tc>
           <w:tcPr>
-            <w:tcW w:w="8200" w:type="dxa"/>
-            <w:vAlign w:val="center"/>
-            <w:tcMar>
-              <w:top w:w="28" w:type="dxa"/>
-              <w:left w:w="80" w:type="dxa"/>
-              <w:bottom w:w="28" w:type="dxa"/>
-              <w:right w:w="80" w:type="dxa"/>
+            <w:tcW w:w="8400" w:type="dxa"/>
+            <w:vAlign w:val="center"/>
+            <w:tcMar>
+              <w:top w:w="20" w:type="dxa"/>
+              <w:left w:w="60" w:type="dxa"/>
+              <w:bottom w:w="20" w:type="dxa"/>
+              <w:right w:w="60" w:type="dxa"/>
             </w:tcMar>
           </w:tcPr>
           <w:p>
@@ -1189,13 +1190,13 @@
         </w:tc>
         <w:tc>
           <w:tcPr>
-            <w:tcW w:w="2426" w:type="dxa"/>
+            <w:tcW w:w="2506" w:type="dxa"/>
             <w:vAlign w:val="bottom"/>
             <w:tcMar>
-              <w:top w:w="28" w:type="dxa"/>
-              <w:left w:w="80" w:type="dxa"/>
-              <w:bottom w:w="28" w:type="dxa"/>
-              <w:right w:w="80" w:type="dxa"/>
+              <w:top w:w="20" w:type="dxa"/>
+              <w:left w:w="60" w:type="dxa"/>
+              <w:bottom w:w="20" w:type="dxa"/>
+              <w:right w:w="60" w:type="dxa"/>
             </w:tcMar>
           </w:tcPr>
           <w:p>
@@ -1211,7 +1212,7 @@
             <w:r>
               <w:drawing>
                 <wp:inline distT="0" distB="0" distL="0" distR="0">
-                  <wp:extent cx="520000" cy="520000"/>
+                  <wp:extent cx="480000" cy="480000"/>
                   <wp:docPr id="1" name="Nijuni seal"/>
                   <a:graphic xmlns:a="http://schemas.openxmlformats.org/drawingml/2006/main">
                     <a:graphicData uri="http://schemas.openxmlformats.org/drawingml/2006/picture">
@@ -1229,7 +1230,7 @@
                         <pic:spPr>
                           <a:xfrm>
                             <a:off x="0" y="0"/>
-                            <a:ext cx="520000" cy="520000"/>
+                            <a:ext cx="480000" cy="480000"/>
                           </a:xfrm>
                           <a:prstGeom prst="rect">
                             <a:avLst/>
@@ -1266,7 +1267,7 @@
     </w:p>
     <w:sectPr>
       <w:pgSz w:w="11906" w:h="16838"/>
-      <w:pgMar w:top="500" w:right="560" w:bottom="500" w:left="560"/>
+      <w:pgMar w:top="420" w:right="500" w:bottom="400" w:left="500"/>
     </w:sectPr>
   </w:body>
 </w:document>

--- a/functions/default/templates/receipt.docx
+++ b/functions/default/templates/receipt.docx
@@ -563,7 +563,7 @@
                 <w:sz w:val="15"/>
                 <w:szCs w:val="15"/>
               </w:rPr>
-              <w:t xml:space="preserve">適格請求書登録番号：{{invoiceId}}</w:t>
+              <w:t xml:space="preserve">{{shopInvoiceLine}}</w:t>
             </w:r>
           </w:p>
           <w:p>

--- a/functions/default/templates/receipt.docx
+++ b/functions/default/templates/receipt.docx
@@ -332,7 +332,7 @@
                 <w:sz w:val="18"/>
                 <w:szCs w:val="18"/>
               </w:rPr>
-              <w:t xml:space="preserve">{% conditional-section expr(hasFee = true) %}決済手数料</w:t>
+              <w:t xml:space="preserve">{% conditional-section expr(hasFee = true) %}システム利用料</w:t>
             </w:r>
             <w:r>
               <w:rPr>
@@ -986,7 +986,7 @@
                 <w:sz w:val="18"/>
                 <w:szCs w:val="18"/>
               </w:rPr>
-              <w:t xml:space="preserve">決済手数料（10%）</w:t>
+              <w:t xml:space="preserve">システム利用料（10%）</w:t>
             </w:r>
           </w:p>
         </w:tc>
@@ -1117,7 +1117,7 @@
                 <w:sz w:val="16"/>
                 <w:szCs w:val="16"/>
               </w:rPr>
-              <w:t xml:space="preserve">決済手数料</w:t>
+              <w:t xml:space="preserve">システム利用料</w:t>
             </w:r>
           </w:p>
         </w:tc>

--- a/functions/default/templates/receipt.docx
+++ b/functions/default/templates/receipt.docx
@@ -397,7 +397,7 @@
     </w:tbl>
     <w:p>
       <w:pPr>
-        <w:spacing w:before="28" w:after="0" w:line="220" w:lineRule="auto"/>
+        <w:spacing w:before="28" w:after="280" w:line="220" w:lineRule="auto"/>
         <w:jc w:val="left"/>
         <w:rPr>
           <w:rFonts w:ascii="メイリオ" w:hAnsi="メイリオ" w:eastAsia="メイリオ"/>
@@ -411,26 +411,7 @@
           <w:sz w:val="16"/>
           <w:szCs w:val="16"/>
         </w:rPr>
-        <w:t xml:space="preserve">但 {{event}}</w:t>
-      </w:r>
-    </w:p>
-    <w:p>
-      <w:pPr>
-        <w:spacing w:before="0" w:after="40" w:line="220" w:lineRule="auto"/>
-        <w:jc w:val="left"/>
-        <w:rPr>
-          <w:rFonts w:ascii="メイリオ" w:hAnsi="メイリオ" w:eastAsia="メイリオ"/>
-          <w:sz w:val="18"/>
-          <w:szCs w:val="18"/>
-        </w:rPr>
-      </w:pPr>
-      <w:r>
-        <w:rPr>
-          <w:rFonts w:ascii="メイリオ" w:hAnsi="メイリオ" w:eastAsia="メイリオ"/>
-          <w:sz w:val="16"/>
-          <w:szCs w:val="16"/>
-        </w:rPr>
-        <w:t xml:space="preserve">上記正に領収いたしました。</w:t>
+        <w:t xml:space="preserve">但 {{event}}、上記正に領収いたしました。</w:t>
       </w:r>
     </w:p>
     <w:tbl>
@@ -487,7 +468,17 @@
                 <w:sz w:val="18"/>
                 <w:szCs w:val="18"/>
               </w:rPr>
-              <w:t xml:space="preserve">お食事代（8%・軽減税率）</w:t>
+              <w:t xml:space="preserve">お食事代</w:t>
+            </w:r>
+            <w:r>
+              <w:rPr>
+                <w:rFonts w:ascii="メイリオ" w:hAnsi="メイリオ" w:eastAsia="メイリオ"/>
+                <w:b/>
+                <w:color w:val="FFFFFF"/>
+                <w:sz w:val="14"/>
+                <w:szCs w:val="14"/>
+              </w:rPr>
+              <w:t xml:space="preserve">（税8%・軽減税率）</w:t>
             </w:r>
           </w:p>
         </w:tc>
@@ -897,7 +888,7 @@
     </w:tbl>
     <w:p>
       <w:pPr>
-        <w:spacing w:before="12" w:after="28" w:line="220" w:lineRule="auto"/>
+        <w:spacing w:before="12" w:after="280" w:line="220" w:lineRule="auto"/>
         <w:jc w:val="left"/>
         <w:rPr>
           <w:rFonts w:ascii="メイリオ" w:hAnsi="メイリオ" w:eastAsia="メイリオ"/>
@@ -986,7 +977,17 @@
                 <w:sz w:val="18"/>
                 <w:szCs w:val="18"/>
               </w:rPr>
-              <w:t xml:space="preserve">システム利用料（10%）</w:t>
+              <w:t xml:space="preserve">システム利用料</w:t>
+            </w:r>
+            <w:r>
+              <w:rPr>
+                <w:rFonts w:ascii="メイリオ" w:hAnsi="メイリオ" w:eastAsia="メイリオ"/>
+                <w:b/>
+                <w:color w:val="FFFFFF"/>
+                <w:sz w:val="14"/>
+                <w:szCs w:val="14"/>
+              </w:rPr>
+              <w:t xml:space="preserve">（税10%）</w:t>
             </w:r>
           </w:p>
         </w:tc>

--- a/functions/default/templates/receipt.docx
+++ b/functions/default/templates/receipt.docx
@@ -1160,7 +1160,8 @@
         </w:trPr>
         <w:tc>
           <w:tcPr>
-            <w:tcW w:w="8400" w:type="dxa"/>
+            <w:tcW w:w="10906" w:type="dxa"/>
+            <w:gridSpan w:val="2"/>
             <w:vAlign w:val="center"/>
             <w:tcMar>
               <w:top w:w="20" w:type="dxa"/>
@@ -1186,67 +1187,55 @@
                 <w:szCs w:val="15"/>
               </w:rPr>
               <w:t xml:space="preserve">10%対象計  {{fee10}}（税抜 {{feeExTax}} / 消費税等 {{fee10Tax}}）</w:t>
-            </w:r>
-          </w:p>
-        </w:tc>
-        <w:tc>
-          <w:tcPr>
-            <w:tcW w:w="2506" w:type="dxa"/>
-            <w:vAlign w:val="bottom"/>
-            <w:tcMar>
-              <w:top w:w="20" w:type="dxa"/>
-              <w:left w:w="60" w:type="dxa"/>
-              <w:bottom w:w="20" w:type="dxa"/>
-              <w:right w:w="60" w:type="dxa"/>
-            </w:tcMar>
-          </w:tcPr>
-          <w:p>
-            <w:pPr>
-              <w:spacing w:before="0" w:after="0" w:line="220" w:lineRule="auto"/>
-              <w:jc w:val="right"/>
-              <w:rPr>
-                <w:rFonts w:ascii="メイリオ" w:hAnsi="メイリオ" w:eastAsia="メイリオ"/>
-                <w:sz w:val="18"/>
-                <w:szCs w:val="18"/>
-              </w:rPr>
-            </w:pPr>
-            <w:r>
-              <w:drawing>
-                <wp:inline distT="0" distB="0" distL="0" distR="0">
-                  <wp:extent cx="480000" cy="480000"/>
-                  <wp:docPr id="1" name="Nijuni seal"/>
-                  <a:graphic xmlns:a="http://schemas.openxmlformats.org/drawingml/2006/main">
-                    <a:graphicData uri="http://schemas.openxmlformats.org/drawingml/2006/picture">
-                      <pic:pic xmlns:pic="http://schemas.openxmlformats.org/drawingml/2006/picture">
-                        <pic:nvPicPr>
-                          <pic:cNvPr id="1" name="Nijuni seal"/>
-                          <pic:cNvPicPr/>
-                        </pic:nvPicPr>
-                        <pic:blipFill>
-                          <a:blip r:embed="rId2"/>
-                          <a:stretch>
-                            <a:fillRect/>
-                          </a:stretch>
-                        </pic:blipFill>
-                        <pic:spPr>
-                          <a:xfrm>
-                            <a:off x="0" y="0"/>
-                            <a:ext cx="480000" cy="480000"/>
-                          </a:xfrm>
-                          <a:prstGeom prst="rect">
-                            <a:avLst/>
-                          </a:prstGeom>
-                        </pic:spPr>
-                      </pic:pic>
-                    </a:graphicData>
-                  </a:graphic>
-                </wp:inline>
-              </w:drawing>
             </w:r>
           </w:p>
         </w:tc>
       </w:tr>
     </w:tbl>
+    <w:p>
+      <w:pPr>
+        <w:spacing w:before="280" w:after="0" w:line="240" w:lineRule="auto"/>
+        <w:jc w:val="right"/>
+        <w:rPr>
+          <w:rFonts w:ascii="メイリオ" w:hAnsi="メイリオ" w:eastAsia="メイリオ"/>
+          <w:sz w:val="18"/>
+          <w:szCs w:val="18"/>
+        </w:rPr>
+      </w:pPr>
+      <w:r>
+        <w:drawing>
+          <wp:inline distT="0" distB="0" distL="0" distR="0">
+            <wp:extent cx="480000" cy="480000"/>
+            <wp:docPr id="1" name="Nijuni seal"/>
+            <a:graphic xmlns:a="http://schemas.openxmlformats.org/drawingml/2006/main">
+              <a:graphicData uri="http://schemas.openxmlformats.org/drawingml/2006/picture">
+                <pic:pic xmlns:pic="http://schemas.openxmlformats.org/drawingml/2006/picture">
+                  <pic:nvPicPr>
+                    <pic:cNvPr id="1" name="Nijuni seal"/>
+                    <pic:cNvPicPr/>
+                  </pic:nvPicPr>
+                  <pic:blipFill>
+                    <a:blip r:embed="rId2"/>
+                    <a:stretch>
+                      <a:fillRect/>
+                    </a:stretch>
+                  </pic:blipFill>
+                  <pic:spPr>
+                    <a:xfrm>
+                      <a:off x="0" y="0"/>
+                      <a:ext cx="480000" cy="480000"/>
+                    </a:xfrm>
+                    <a:prstGeom prst="rect">
+                      <a:avLst/>
+                    </a:prstGeom>
+                  </pic:spPr>
+                </pic:pic>
+              </a:graphicData>
+            </a:graphic>
+          </wp:inline>
+        </w:drawing>
+      </w:r>
+    </w:p>
     <w:p>
       <w:pPr>
         <w:spacing w:before="0" w:after="0" w:line="220" w:lineRule="auto"/>

--- a/functions/default/templates/receipt.docx
+++ b/functions/default/templates/receipt.docx
@@ -106,8 +106,8 @@
               <w:rPr>
                 <w:rFonts w:ascii="メイリオ" w:hAnsi="メイリオ" w:eastAsia="メイリオ"/>
                 <w:b/>
-                <w:sz w:val="28"/>
-                <w:szCs w:val="28"/>
+                <w:sz w:val="42"/>
+                <w:szCs w:val="42"/>
               </w:rPr>
               <w:t xml:space="preserve">領収書{% conditional-section expr(reissue = true) %}（再発行）{% end-section %}</w:t>
             </w:r>
@@ -228,16 +228,16 @@
         <w:jc w:val="left"/>
         <w:rPr>
           <w:rFonts w:ascii="メイリオ" w:hAnsi="メイリオ" w:eastAsia="メイリオ"/>
-          <w:sz w:val="36"/>
-          <w:szCs w:val="36"/>
+          <w:sz w:val="29"/>
+          <w:szCs w:val="29"/>
         </w:rPr>
       </w:pPr>
       <w:r>
         <w:rPr>
           <w:rFonts w:ascii="メイリオ" w:hAnsi="メイリオ" w:eastAsia="メイリオ"/>
           <w:b/>
-          <w:sz w:val="36"/>
-          <w:szCs w:val="36"/>
+          <w:sz w:val="29"/>
+          <w:szCs w:val="29"/>
         </w:rPr>
         <w:t xml:space="preserve">________________________________ 様</w:t>
       </w:r>
